--- a/Computer Engineering, Software Engineering, Computer systems & their softwares/Annexes/CVs/CV_Department of Computer and software engineering/CV_Norqobilov_Sobir.docx
+++ b/Computer Engineering, Software Engineering, Computer systems & their softwares/Annexes/CVs/CV_Department of Computer and software engineering/CV_Norqobilov_Sobir.docx
@@ -52,15 +52,14 @@
                 <w:iCs/>
                 <w:lang w:val="en-GB"/>
               </w:rPr>
-              <w:t>PERSONAL INFORMATION</w:t>
-            </w:r>
-            <w:r>
-              <w:rPr>
-                <w:rFonts w:asciiTheme="minorBidi" w:hAnsiTheme="minorBidi"/>
-                <w:iCs/>
-                <w:lang w:val="en-GB"/>
-              </w:rPr>
-              <w:t xml:space="preserve"> </w:t>
+              <w:t>SHAXSIY MA'LUMOTLAR</w:t>
+            </w:r>
+            <w:r>
+              <w:rPr>
+                <w:rFonts w:asciiTheme="minorBidi" w:hAnsiTheme="minorBidi"/>
+                <w:iCs/>
+                <w:lang w:val="en-GB"/>
+              </w:rPr>
             </w:r>
           </w:p>
         </w:tc>
@@ -96,7 +95,7 @@
                 <w:bCs/>
                 <w:lang w:val="en-GB"/>
               </w:rPr>
-              <w:t>Full name</w:t>
+              <w:t>To'liq ism</w:t>
             </w:r>
           </w:p>
         </w:tc>
@@ -167,7 +166,7 @@
                 <w:bCs/>
                 <w:lang w:val="en-GB"/>
               </w:rPr>
-              <w:t>Academic degree and title</w:t>
+              <w:t>Ilmiy daraja va unvon</w:t>
             </w:r>
           </w:p>
         </w:tc>
@@ -225,7 +224,7 @@
                 <w:b/>
                 <w:bCs/>
               </w:rPr>
-              <w:t>Current Position</w:t>
+              <w:t>Hozirgi lavozim</w:t>
             </w:r>
           </w:p>
         </w:tc>
@@ -306,13 +305,12 @@
                 <w:b/>
                 <w:bCs/>
               </w:rPr>
-              <w:t>Research Field</w:t>
-            </w:r>
-            <w:r>
-              <w:rPr>
-                <w:rFonts w:asciiTheme="minorBidi" w:hAnsiTheme="minorBidi"/>
-              </w:rPr>
-              <w:t xml:space="preserve"> </w:t>
+              <w:t>Tadqiqot sohasi</w:t>
+            </w:r>
+            <w:r>
+              <w:rPr>
+                <w:rFonts w:asciiTheme="minorBidi" w:hAnsiTheme="minorBidi"/>
+              </w:rPr>
             </w:r>
           </w:p>
         </w:tc>
@@ -386,15 +384,14 @@
                 <w:iCs/>
                 <w:lang w:val="en-GB"/>
               </w:rPr>
-              <w:t>EDUCATIONAL BACKGROUND</w:t>
-            </w:r>
-            <w:r>
-              <w:rPr>
-                <w:rFonts w:asciiTheme="minorBidi" w:hAnsiTheme="minorBidi"/>
-                <w:iCs/>
-                <w:lang w:val="en-GB"/>
-              </w:rPr>
-              <w:t xml:space="preserve"> </w:t>
+              <w:t>TA'LIM MA'LUMOTLARI</w:t>
+            </w:r>
+            <w:r>
+              <w:rPr>
+                <w:rFonts w:asciiTheme="minorBidi" w:hAnsiTheme="minorBidi"/>
+                <w:iCs/>
+                <w:lang w:val="en-GB"/>
+              </w:rPr>
             </w:r>
           </w:p>
         </w:tc>
@@ -433,7 +430,7 @@
                 <w:iCs/>
                 <w:lang w:val="en-GB"/>
               </w:rPr>
-              <w:t>Degree</w:t>
+              <w:t>Daraja</w:t>
             </w:r>
           </w:p>
         </w:tc>
@@ -468,7 +465,7 @@
                 <w:bCs/>
                 <w:iCs/>
               </w:rPr>
-              <w:t>Program &amp; Qualification</w:t>
+              <w:t>Dastur va malaka</w:t>
             </w:r>
           </w:p>
         </w:tc>
@@ -506,7 +503,7 @@
                 <w:iCs/>
                 <w:lang w:val="en-GB"/>
               </w:rPr>
-              <w:t>HEI</w:t>
+              <w:t>OTM</w:t>
             </w:r>
           </w:p>
         </w:tc>
@@ -541,7 +538,7 @@
                 <w:bCs/>
                 <w:iCs/>
               </w:rPr>
-              <w:t>Year</w:t>
+              <w:t>Yil</w:t>
             </w:r>
           </w:p>
         </w:tc>
@@ -579,7 +576,7 @@
                 <w:bCs/>
                 <w:iCs/>
               </w:rPr>
-              <w:t>Bachelor</w:t>
+              <w:t>Bakalavr</w:t>
             </w:r>
           </w:p>
         </w:tc>
@@ -646,7 +643,7 @@
                 <w:iCs/>
                 <w:lang w:val="en-GB"/>
               </w:rPr>
-              <w:t>Termez State University</w:t>
+              <w:t>Termiz davlat universiteti</w:t>
             </w:r>
           </w:p>
         </w:tc>
@@ -714,7 +711,7 @@
                 <w:bCs/>
                 <w:iCs/>
               </w:rPr>
-              <w:t>Master</w:t>
+              <w:t>Magistr</w:t>
             </w:r>
           </w:p>
         </w:tc>
@@ -779,7 +776,7 @@
                 <w:iCs/>
                 <w:lang w:val="en-GB"/>
               </w:rPr>
-              <w:t>Termez State University</w:t>
+              <w:t>Termiz davlat universiteti</w:t>
             </w:r>
           </w:p>
         </w:tc>
@@ -934,7 +931,7 @@
                 <w:iCs/>
                 <w:lang w:val="en-GB"/>
               </w:rPr>
-              <w:t>Termez State University</w:t>
+              <w:t>Termiz davlat universiteti</w:t>
             </w:r>
           </w:p>
           <w:p>
@@ -1154,7 +1151,7 @@
                 <w:iCs/>
                 <w:lang w:val="en-GB"/>
               </w:rPr>
-              <w:t>PROFESSIONAL CAREER</w:t>
+              <w:t>KASBIY FAOLIYAT</w:t>
             </w:r>
           </w:p>
         </w:tc>
@@ -1190,14 +1187,13 @@
                 <w:bCs/>
                 <w:lang w:val="sv-SE"/>
               </w:rPr>
-              <w:t>Position</w:t>
+              <w:t>Lavozim</w:t>
             </w:r>
             <w:r>
               <w:rPr>
                 <w:rFonts w:asciiTheme="minorBidi" w:hAnsiTheme="minorBidi"/>
                 <w:lang w:val="sv-SE"/>
               </w:rPr>
-              <w:t xml:space="preserve"> </w:t>
             </w:r>
           </w:p>
         </w:tc>
@@ -1232,7 +1228,7 @@
                 <w:bCs/>
                 <w:lang w:val="en-US"/>
               </w:rPr>
-              <w:t>Organization</w:t>
+              <w:t>Tashkilot</w:t>
             </w:r>
           </w:p>
         </w:tc>
@@ -1267,7 +1263,7 @@
                 <w:bCs/>
                 <w:lang w:val="en-US"/>
               </w:rPr>
-              <w:t>Duration</w:t>
+              <w:t>Davr</w:t>
             </w:r>
           </w:p>
         </w:tc>
@@ -1334,7 +1330,7 @@
                 <w:rFonts w:asciiTheme="minorBidi" w:hAnsiTheme="minorBidi"/>
                 <w:lang w:val="en-US"/>
               </w:rPr>
-              <w:t>Termez State University</w:t>
+              <w:t>Termiz davlat universiteti</w:t>
             </w:r>
           </w:p>
         </w:tc>
@@ -1406,14 +1402,13 @@
                 <w:bCs/>
                 <w:iCs/>
               </w:rPr>
-              <w:t>PROFESSIONAL MEMBERSHIPS &amp; SCIENTIFIC ACTIVITY</w:t>
-            </w:r>
-            <w:r>
-              <w:rPr>
-                <w:rFonts w:asciiTheme="minorBidi" w:hAnsiTheme="minorBidi"/>
-                <w:iCs/>
-              </w:rPr>
-              <w:t xml:space="preserve"> </w:t>
+              <w:t>KASBIY A'ZOLIKLAR VA ILMIY FAOLIYAT</w:t>
+            </w:r>
+            <w:r>
+              <w:rPr>
+                <w:rFonts w:asciiTheme="minorBidi" w:hAnsiTheme="minorBidi"/>
+                <w:iCs/>
+              </w:rPr>
             </w:r>
           </w:p>
         </w:tc>
@@ -1448,7 +1443,7 @@
                 <w:b/>
                 <w:bCs/>
               </w:rPr>
-              <w:t>Organization</w:t>
+              <w:t>Tashkilot</w:t>
             </w:r>
           </w:p>
         </w:tc>
@@ -1484,7 +1479,7 @@
                 <w:b/>
                 <w:bCs/>
               </w:rPr>
-              <w:t>Position</w:t>
+              <w:t>Lavozim</w:t>
             </w:r>
           </w:p>
         </w:tc>
@@ -1520,7 +1515,7 @@
                 <w:b/>
                 <w:bCs/>
               </w:rPr>
-              <w:t>Year</w:t>
+              <w:t>Yil</w:t>
             </w:r>
           </w:p>
         </w:tc>
@@ -1646,7 +1641,7 @@
                 <w:b/>
                 <w:bCs/>
               </w:rPr>
-              <w:t>RESEARCH AND DEVELOPMENT PROJECTS (LAST 5 YEARS)</w:t>
+              <w:t>TADQIQOT VA ISHLAB CHIQISH LOYIHALARI (SO'NGGI 5 YIL)</w:t>
             </w:r>
           </w:p>
         </w:tc>
@@ -1718,7 +1713,7 @@
                 <w:b/>
                 <w:bCs/>
               </w:rPr>
-              <w:t>INDUSTRY COLLABORATIONS (LAST 5 YEARS)</w:t>
+              <w:t>SANOAT HAMKORLIKLARI (SO'NGGI 5 YIL)</w:t>
             </w:r>
           </w:p>
         </w:tc>
@@ -1790,7 +1785,7 @@
                 <w:b/>
                 <w:bCs/>
               </w:rPr>
-              <w:t>PATENTS AND INTELLECTUAL PROPERTY RIGHTS</w:t>
+              <w:t>PATENTLAR VA INTELLEKTUAL MULK HUQUQLARI</w:t>
             </w:r>
           </w:p>
         </w:tc>
@@ -1959,8 +1954,7 @@
                 <w:b/>
                 <w:bCs/>
               </w:rPr>
-              <w:lastRenderedPageBreak/>
-              <w:t>SCIENTIFIC ARTICLES AND PUBLICATIONS (LAST 5 YEARS)</w:t>
+              <w:t>ILMIY MAQOLALAR VA NASHRLAR (SO'NGGI 5 YIL)</w:t>
             </w:r>
           </w:p>
         </w:tc>
